--- a/qinghai-haidong/青海海东智算中心节能降碳与综合节能大模型合作备忘录_文秘Grok46_20260908.docx
+++ b/qinghai-haidong/青海海东智算中心节能降碳与综合节能大模型合作备忘录_文秘Grok46_20260908.docx
@@ -2,6 +2,20 @@
 <file path=word/document.xml><?xml version="1.0" encoding="utf-8"?>
 <w:document xmlns:wpc="http://schemas.microsoft.com/office/word/2010/wordprocessingCanvas" xmlns:mo="http://schemas.microsoft.com/office/mac/office/2008/main" xmlns:mc="http://schemas.openxmlformats.org/markup-compatibility/2006" xmlns:mv="urn:schemas-microsoft-com:mac:vml" xmlns:o="urn:schemas-microsoft-com:office:office" xmlns:r="http://schemas.openxmlformats.org/officeDocument/2006/relationships" xmlns:m="http://schemas.openxmlformats.org/officeDocument/2006/math" xmlns:v="urn:schemas-microsoft-com:vml" xmlns:wp14="http://schemas.microsoft.com/office/word/2010/wordprocessingDrawing" xmlns:wp="http://schemas.openxmlformats.org/drawingml/2006/wordprocessingDrawing" xmlns:w10="urn:schemas-microsoft-com:office:word" xmlns:w="http://schemas.openxmlformats.org/wordprocessingml/2006/main" xmlns:w14="http://schemas.microsoft.com/office/word/2010/wordml" xmlns:wpg="http://schemas.microsoft.com/office/word/2010/wordprocessingGroup" xmlns:wpi="http://schemas.microsoft.com/office/word/2010/wordprocessingInk" xmlns:wne="http://schemas.microsoft.com/office/word/2006/wordml" xmlns:wps="http://schemas.microsoft.com/office/word/2010/wordprocessingShape" mc:Ignorable="w14 wp14">
   <w:body>
+    <w:p>
+      <w:pPr>
+        <w:spacing w:before="0" w:after="40" w:lineRule="exact" w:line="560"/>
+        <w:jc w:val="center"/>
+      </w:pPr>
+      <w:r>
+        <w:rPr>
+          <w:rFonts w:ascii="黑体" w:hAnsi="黑体" w:eastAsia="黑体" w:cs="黑体"/>
+          <w:b w:val="0"/>
+          <w:sz w:val="36"/>
+        </w:rPr>
+        <w:t>青海海东智算中心节能降碳与综合节能大模型</w:t>
+      </w:r>
+    </w:p>
     <w:p>
       <w:pPr>
         <w:spacing w:before="0" w:after="160" w:lineRule="exact" w:line="560"/>
@@ -13,7 +27,7 @@
           <w:b w:val="0"/>
           <w:sz w:val="36"/>
         </w:rPr>
-        <w:t>青海海东智算中心节能降碳与综合节能大模型合作备忘录</w:t>
+        <w:t>合作备忘录</w:t>
       </w:r>
     </w:p>
     <w:p>
@@ -526,6 +540,11 @@
       </w:r>
     </w:p>
     <w:p>
+      <w:r>
+        <w:br w:type="page"/>
+      </w:r>
+    </w:p>
+    <w:p>
       <w:pPr>
         <w:spacing w:before="320" w:after="120" w:lineRule="exact" w:line="580"/>
         <w:jc w:val="left"/>
@@ -801,17 +820,18 @@
         <w:tblW w:w="8844" w:type="dxa"/>
       </w:tblPr>
       <w:tblGrid>
-        <w:gridCol w:w="1587"/>
-        <w:gridCol w:w="2381"/>
+        <w:gridCol w:w="1474"/>
+        <w:gridCol w:w="2494"/>
         <w:gridCol w:w="4875"/>
       </w:tblGrid>
       <w:tr>
         <w:trPr>
+          <w:cantSplit w:val="true"/>
           <w:tblHeader w:val="true"/>
         </w:trPr>
         <w:tc>
           <w:tcPr>
-            <w:tcW w:type="dxa" w:w="1587"/>
+            <w:tcW w:type="dxa" w:w="1474"/>
             <w:vAlign w:val="center"/>
             <w:tcBorders>
               <w:top w:val="single" w:sz="12" w:space="0" w:color="000000"/>
@@ -823,7 +843,7 @@
           </w:tcPr>
           <w:p>
             <w:pPr>
-              <w:spacing w:before="60" w:after="60" w:line="240" w:lineRule="auto"/>
+              <w:spacing w:before="40" w:after="40" w:line="320" w:lineRule="exact"/>
               <w:jc w:val="center"/>
             </w:pPr>
             <w:r/>
@@ -839,7 +859,7 @@
         </w:tc>
         <w:tc>
           <w:tcPr>
-            <w:tcW w:type="dxa" w:w="2381"/>
+            <w:tcW w:type="dxa" w:w="2494"/>
             <w:vAlign w:val="center"/>
             <w:tcBorders>
               <w:top w:val="single" w:sz="12" w:space="0" w:color="000000"/>
@@ -851,7 +871,7 @@
           </w:tcPr>
           <w:p>
             <w:pPr>
-              <w:spacing w:before="60" w:after="60" w:line="240" w:lineRule="auto"/>
+              <w:spacing w:before="40" w:after="40" w:line="320" w:lineRule="exact"/>
               <w:jc w:val="center"/>
             </w:pPr>
             <w:r/>
@@ -879,7 +899,7 @@
           </w:tcPr>
           <w:p>
             <w:pPr>
-              <w:spacing w:before="60" w:after="60" w:line="240" w:lineRule="auto"/>
+              <w:spacing w:before="40" w:after="40" w:line="320" w:lineRule="exact"/>
               <w:jc w:val="center"/>
             </w:pPr>
             <w:r/>
@@ -895,9 +915,12 @@
         </w:tc>
       </w:tr>
       <w:tr>
+        <w:trPr>
+          <w:cantSplit w:val="true"/>
+        </w:trPr>
         <w:tc>
           <w:tcPr>
-            <w:tcW w:type="dxa" w:w="1587"/>
+            <w:tcW w:type="dxa" w:w="1474"/>
             <w:vAlign w:val="center"/>
             <w:tcBorders>
               <w:top w:val="nil" w:sz="0" w:space="0" w:color="000000"/>
@@ -908,7 +931,7 @@
           </w:tcPr>
           <w:p>
             <w:pPr>
-              <w:spacing w:before="60" w:after="60" w:line="240" w:lineRule="auto"/>
+              <w:spacing w:before="40" w:after="40" w:line="320" w:lineRule="exact"/>
               <w:jc w:val="left"/>
             </w:pPr>
             <w:r/>
@@ -924,7 +947,7 @@
         </w:tc>
         <w:tc>
           <w:tcPr>
-            <w:tcW w:type="dxa" w:w="2381"/>
+            <w:tcW w:type="dxa" w:w="2494"/>
             <w:vAlign w:val="center"/>
             <w:tcBorders>
               <w:top w:val="nil" w:sz="0" w:space="0" w:color="000000"/>
@@ -935,7 +958,7 @@
           </w:tcPr>
           <w:p>
             <w:pPr>
-              <w:spacing w:before="60" w:after="60" w:line="240" w:lineRule="auto"/>
+              <w:spacing w:before="40" w:after="40" w:line="320" w:lineRule="exact"/>
               <w:jc w:val="left"/>
             </w:pPr>
             <w:r/>
@@ -962,7 +985,7 @@
           </w:tcPr>
           <w:p>
             <w:pPr>
-              <w:spacing w:before="60" w:after="60" w:line="240" w:lineRule="auto"/>
+              <w:spacing w:before="40" w:after="40" w:line="320" w:lineRule="exact"/>
               <w:jc w:val="left"/>
             </w:pPr>
             <w:r/>
@@ -978,9 +1001,12 @@
         </w:tc>
       </w:tr>
       <w:tr>
+        <w:trPr>
+          <w:cantSplit w:val="true"/>
+        </w:trPr>
         <w:tc>
           <w:tcPr>
-            <w:tcW w:type="dxa" w:w="1587"/>
+            <w:tcW w:type="dxa" w:w="1474"/>
             <w:vAlign w:val="center"/>
             <w:tcBorders>
               <w:top w:val="nil" w:sz="0" w:space="0" w:color="000000"/>
@@ -991,7 +1017,7 @@
           </w:tcPr>
           <w:p>
             <w:pPr>
-              <w:spacing w:before="60" w:after="60" w:line="240" w:lineRule="auto"/>
+              <w:spacing w:before="40" w:after="40" w:line="320" w:lineRule="exact"/>
               <w:jc w:val="left"/>
             </w:pPr>
             <w:r/>
@@ -1007,7 +1033,7 @@
         </w:tc>
         <w:tc>
           <w:tcPr>
-            <w:tcW w:type="dxa" w:w="2381"/>
+            <w:tcW w:type="dxa" w:w="2494"/>
             <w:vAlign w:val="center"/>
             <w:tcBorders>
               <w:top w:val="nil" w:sz="0" w:space="0" w:color="000000"/>
@@ -1018,7 +1044,7 @@
           </w:tcPr>
           <w:p>
             <w:pPr>
-              <w:spacing w:before="60" w:after="60" w:line="240" w:lineRule="auto"/>
+              <w:spacing w:before="40" w:after="40" w:line="320" w:lineRule="exact"/>
               <w:jc w:val="left"/>
             </w:pPr>
             <w:r/>
@@ -1045,7 +1071,7 @@
           </w:tcPr>
           <w:p>
             <w:pPr>
-              <w:spacing w:before="60" w:after="60" w:line="240" w:lineRule="auto"/>
+              <w:spacing w:before="40" w:after="40" w:line="320" w:lineRule="exact"/>
               <w:jc w:val="left"/>
             </w:pPr>
             <w:r/>
@@ -1061,9 +1087,12 @@
         </w:tc>
       </w:tr>
       <w:tr>
+        <w:trPr>
+          <w:cantSplit w:val="true"/>
+        </w:trPr>
         <w:tc>
           <w:tcPr>
-            <w:tcW w:type="dxa" w:w="1587"/>
+            <w:tcW w:type="dxa" w:w="1474"/>
             <w:vAlign w:val="center"/>
             <w:tcBorders>
               <w:top w:val="nil" w:sz="0" w:space="0" w:color="000000"/>
@@ -1074,7 +1103,7 @@
           </w:tcPr>
           <w:p>
             <w:pPr>
-              <w:spacing w:before="60" w:after="60" w:line="240" w:lineRule="auto"/>
+              <w:spacing w:before="40" w:after="40" w:line="320" w:lineRule="exact"/>
               <w:jc w:val="left"/>
             </w:pPr>
             <w:r/>
@@ -1090,7 +1119,7 @@
         </w:tc>
         <w:tc>
           <w:tcPr>
-            <w:tcW w:type="dxa" w:w="2381"/>
+            <w:tcW w:type="dxa" w:w="2494"/>
             <w:vAlign w:val="center"/>
             <w:tcBorders>
               <w:top w:val="nil" w:sz="0" w:space="0" w:color="000000"/>
@@ -1101,7 +1130,7 @@
           </w:tcPr>
           <w:p>
             <w:pPr>
-              <w:spacing w:before="60" w:after="60" w:line="240" w:lineRule="auto"/>
+              <w:spacing w:before="40" w:after="40" w:line="320" w:lineRule="exact"/>
               <w:jc w:val="left"/>
             </w:pPr>
             <w:r/>
@@ -1128,7 +1157,7 @@
           </w:tcPr>
           <w:p>
             <w:pPr>
-              <w:spacing w:before="60" w:after="60" w:line="240" w:lineRule="auto"/>
+              <w:spacing w:before="40" w:after="40" w:line="320" w:lineRule="exact"/>
               <w:jc w:val="left"/>
             </w:pPr>
             <w:r/>
@@ -1144,9 +1173,12 @@
         </w:tc>
       </w:tr>
       <w:tr>
+        <w:trPr>
+          <w:cantSplit w:val="true"/>
+        </w:trPr>
         <w:tc>
           <w:tcPr>
-            <w:tcW w:type="dxa" w:w="1587"/>
+            <w:tcW w:type="dxa" w:w="1474"/>
             <w:vAlign w:val="center"/>
             <w:tcBorders>
               <w:top w:val="nil" w:sz="0" w:space="0" w:color="000000"/>
@@ -1157,7 +1189,7 @@
           </w:tcPr>
           <w:p>
             <w:pPr>
-              <w:spacing w:before="60" w:after="60" w:line="240" w:lineRule="auto"/>
+              <w:spacing w:before="40" w:after="40" w:line="320" w:lineRule="exact"/>
               <w:jc w:val="left"/>
             </w:pPr>
             <w:r/>
@@ -1173,7 +1205,7 @@
         </w:tc>
         <w:tc>
           <w:tcPr>
-            <w:tcW w:type="dxa" w:w="2381"/>
+            <w:tcW w:type="dxa" w:w="2494"/>
             <w:vAlign w:val="center"/>
             <w:tcBorders>
               <w:top w:val="nil" w:sz="0" w:space="0" w:color="000000"/>
@@ -1184,7 +1216,7 @@
           </w:tcPr>
           <w:p>
             <w:pPr>
-              <w:spacing w:before="60" w:after="60" w:line="240" w:lineRule="auto"/>
+              <w:spacing w:before="40" w:after="40" w:line="320" w:lineRule="exact"/>
               <w:jc w:val="left"/>
             </w:pPr>
             <w:r/>
@@ -1211,7 +1243,7 @@
           </w:tcPr>
           <w:p>
             <w:pPr>
-              <w:spacing w:before="60" w:after="60" w:line="240" w:lineRule="auto"/>
+              <w:spacing w:before="40" w:after="40" w:line="320" w:lineRule="exact"/>
               <w:jc w:val="left"/>
             </w:pPr>
             <w:r/>
@@ -1227,9 +1259,12 @@
         </w:tc>
       </w:tr>
       <w:tr>
+        <w:trPr>
+          <w:cantSplit w:val="true"/>
+        </w:trPr>
         <w:tc>
           <w:tcPr>
-            <w:tcW w:type="dxa" w:w="1587"/>
+            <w:tcW w:type="dxa" w:w="1474"/>
             <w:vAlign w:val="center"/>
             <w:tcBorders>
               <w:top w:val="nil" w:sz="0" w:space="0" w:color="000000"/>
@@ -1240,7 +1275,7 @@
           </w:tcPr>
           <w:p>
             <w:pPr>
-              <w:spacing w:before="60" w:after="60" w:line="240" w:lineRule="auto"/>
+              <w:spacing w:before="40" w:after="40" w:line="320" w:lineRule="exact"/>
               <w:jc w:val="left"/>
             </w:pPr>
             <w:r/>
@@ -1256,7 +1291,7 @@
         </w:tc>
         <w:tc>
           <w:tcPr>
-            <w:tcW w:type="dxa" w:w="2381"/>
+            <w:tcW w:type="dxa" w:w="2494"/>
             <w:vAlign w:val="center"/>
             <w:tcBorders>
               <w:top w:val="nil" w:sz="0" w:space="0" w:color="000000"/>
@@ -1267,7 +1302,7 @@
           </w:tcPr>
           <w:p>
             <w:pPr>
-              <w:spacing w:before="60" w:after="60" w:line="240" w:lineRule="auto"/>
+              <w:spacing w:before="40" w:after="40" w:line="320" w:lineRule="exact"/>
               <w:jc w:val="left"/>
             </w:pPr>
             <w:r/>
@@ -1294,7 +1329,7 @@
           </w:tcPr>
           <w:p>
             <w:pPr>
-              <w:spacing w:before="60" w:after="60" w:line="240" w:lineRule="auto"/>
+              <w:spacing w:before="40" w:after="40" w:line="320" w:lineRule="exact"/>
               <w:jc w:val="left"/>
             </w:pPr>
             <w:r/>
@@ -1339,6 +1374,7 @@
       </w:tblGrid>
       <w:tr>
         <w:trPr>
+          <w:cantSplit w:val="true"/>
           <w:tblHeader w:val="true"/>
         </w:trPr>
         <w:tc>
@@ -1355,7 +1391,7 @@
           </w:tcPr>
           <w:p>
             <w:pPr>
-              <w:spacing w:before="60" w:after="60" w:line="240" w:lineRule="auto"/>
+              <w:spacing w:before="40" w:after="40" w:line="320" w:lineRule="exact"/>
               <w:jc w:val="center"/>
             </w:pPr>
             <w:r/>
@@ -1383,7 +1419,7 @@
           </w:tcPr>
           <w:p>
             <w:pPr>
-              <w:spacing w:before="60" w:after="60" w:line="240" w:lineRule="auto"/>
+              <w:spacing w:before="40" w:after="40" w:line="320" w:lineRule="exact"/>
               <w:jc w:val="center"/>
             </w:pPr>
             <w:r/>
@@ -1411,7 +1447,7 @@
           </w:tcPr>
           <w:p>
             <w:pPr>
-              <w:spacing w:before="60" w:after="60" w:line="240" w:lineRule="auto"/>
+              <w:spacing w:before="40" w:after="40" w:line="320" w:lineRule="exact"/>
               <w:jc w:val="center"/>
             </w:pPr>
             <w:r/>
@@ -1427,6 +1463,9 @@
         </w:tc>
       </w:tr>
       <w:tr>
+        <w:trPr>
+          <w:cantSplit w:val="true"/>
+        </w:trPr>
         <w:tc>
           <w:tcPr>
             <w:tcW w:type="dxa" w:w="2721"/>
@@ -1440,7 +1479,7 @@
           </w:tcPr>
           <w:p>
             <w:pPr>
-              <w:spacing w:before="60" w:after="60" w:line="240" w:lineRule="auto"/>
+              <w:spacing w:before="40" w:after="40" w:line="320" w:lineRule="exact"/>
               <w:jc w:val="left"/>
             </w:pPr>
             <w:r/>
@@ -1467,7 +1506,7 @@
           </w:tcPr>
           <w:p>
             <w:pPr>
-              <w:spacing w:before="60" w:after="60" w:line="240" w:lineRule="auto"/>
+              <w:spacing w:before="40" w:after="40" w:line="320" w:lineRule="exact"/>
               <w:jc w:val="left"/>
             </w:pPr>
             <w:r/>
@@ -1494,7 +1533,7 @@
           </w:tcPr>
           <w:p>
             <w:pPr>
-              <w:spacing w:before="60" w:after="60" w:line="240" w:lineRule="auto"/>
+              <w:spacing w:before="40" w:after="40" w:line="320" w:lineRule="exact"/>
               <w:jc w:val="left"/>
             </w:pPr>
             <w:r/>
@@ -1510,6 +1549,9 @@
         </w:tc>
       </w:tr>
       <w:tr>
+        <w:trPr>
+          <w:cantSplit w:val="true"/>
+        </w:trPr>
         <w:tc>
           <w:tcPr>
             <w:tcW w:type="dxa" w:w="2721"/>
@@ -1523,7 +1565,7 @@
           </w:tcPr>
           <w:p>
             <w:pPr>
-              <w:spacing w:before="60" w:after="60" w:line="240" w:lineRule="auto"/>
+              <w:spacing w:before="40" w:after="40" w:line="320" w:lineRule="exact"/>
               <w:jc w:val="left"/>
             </w:pPr>
             <w:r/>
@@ -1550,7 +1592,7 @@
           </w:tcPr>
           <w:p>
             <w:pPr>
-              <w:spacing w:before="60" w:after="60" w:line="240" w:lineRule="auto"/>
+              <w:spacing w:before="40" w:after="40" w:line="320" w:lineRule="exact"/>
               <w:jc w:val="left"/>
             </w:pPr>
             <w:r/>
@@ -1577,7 +1619,7 @@
           </w:tcPr>
           <w:p>
             <w:pPr>
-              <w:spacing w:before="60" w:after="60" w:line="240" w:lineRule="auto"/>
+              <w:spacing w:before="40" w:after="40" w:line="320" w:lineRule="exact"/>
               <w:jc w:val="left"/>
             </w:pPr>
             <w:r/>
@@ -1593,6 +1635,9 @@
         </w:tc>
       </w:tr>
       <w:tr>
+        <w:trPr>
+          <w:cantSplit w:val="true"/>
+        </w:trPr>
         <w:tc>
           <w:tcPr>
             <w:tcW w:type="dxa" w:w="2721"/>
@@ -1606,7 +1651,7 @@
           </w:tcPr>
           <w:p>
             <w:pPr>
-              <w:spacing w:before="60" w:after="60" w:line="240" w:lineRule="auto"/>
+              <w:spacing w:before="40" w:after="40" w:line="320" w:lineRule="exact"/>
               <w:jc w:val="left"/>
             </w:pPr>
             <w:r/>
@@ -1633,7 +1678,7 @@
           </w:tcPr>
           <w:p>
             <w:pPr>
-              <w:spacing w:before="60" w:after="60" w:line="240" w:lineRule="auto"/>
+              <w:spacing w:before="40" w:after="40" w:line="320" w:lineRule="exact"/>
               <w:jc w:val="left"/>
             </w:pPr>
             <w:r/>
@@ -1660,7 +1705,7 @@
           </w:tcPr>
           <w:p>
             <w:pPr>
-              <w:spacing w:before="60" w:after="60" w:line="240" w:lineRule="auto"/>
+              <w:spacing w:before="40" w:after="40" w:line="320" w:lineRule="exact"/>
               <w:jc w:val="left"/>
             </w:pPr>
             <w:r/>
@@ -1676,6 +1721,9 @@
         </w:tc>
       </w:tr>
       <w:tr>
+        <w:trPr>
+          <w:cantSplit w:val="true"/>
+        </w:trPr>
         <w:tc>
           <w:tcPr>
             <w:tcW w:type="dxa" w:w="2721"/>
@@ -1689,7 +1737,7 @@
           </w:tcPr>
           <w:p>
             <w:pPr>
-              <w:spacing w:before="60" w:after="60" w:line="240" w:lineRule="auto"/>
+              <w:spacing w:before="40" w:after="40" w:line="320" w:lineRule="exact"/>
               <w:jc w:val="left"/>
             </w:pPr>
             <w:r/>
@@ -1716,7 +1764,7 @@
           </w:tcPr>
           <w:p>
             <w:pPr>
-              <w:spacing w:before="60" w:after="60" w:line="240" w:lineRule="auto"/>
+              <w:spacing w:before="40" w:after="40" w:line="320" w:lineRule="exact"/>
               <w:jc w:val="left"/>
             </w:pPr>
             <w:r/>
@@ -1743,7 +1791,7 @@
           </w:tcPr>
           <w:p>
             <w:pPr>
-              <w:spacing w:before="60" w:after="60" w:line="240" w:lineRule="auto"/>
+              <w:spacing w:before="40" w:after="40" w:line="320" w:lineRule="exact"/>
               <w:jc w:val="left"/>
             </w:pPr>
             <w:r/>
@@ -1759,6 +1807,9 @@
         </w:tc>
       </w:tr>
       <w:tr>
+        <w:trPr>
+          <w:cantSplit w:val="true"/>
+        </w:trPr>
         <w:tc>
           <w:tcPr>
             <w:tcW w:type="dxa" w:w="2721"/>
@@ -1772,7 +1823,7 @@
           </w:tcPr>
           <w:p>
             <w:pPr>
-              <w:spacing w:before="60" w:after="60" w:line="240" w:lineRule="auto"/>
+              <w:spacing w:before="40" w:after="40" w:line="320" w:lineRule="exact"/>
               <w:jc w:val="left"/>
             </w:pPr>
             <w:r/>
@@ -1799,7 +1850,7 @@
           </w:tcPr>
           <w:p>
             <w:pPr>
-              <w:spacing w:before="60" w:after="60" w:line="240" w:lineRule="auto"/>
+              <w:spacing w:before="40" w:after="40" w:line="320" w:lineRule="exact"/>
               <w:jc w:val="left"/>
             </w:pPr>
             <w:r/>
@@ -1826,7 +1877,7 @@
           </w:tcPr>
           <w:p>
             <w:pPr>
-              <w:spacing w:before="60" w:after="60" w:line="240" w:lineRule="auto"/>
+              <w:spacing w:before="40" w:after="40" w:line="320" w:lineRule="exact"/>
               <w:jc w:val="left"/>
             </w:pPr>
             <w:r/>
@@ -1842,6 +1893,9 @@
         </w:tc>
       </w:tr>
       <w:tr>
+        <w:trPr>
+          <w:cantSplit w:val="true"/>
+        </w:trPr>
         <w:tc>
           <w:tcPr>
             <w:tcW w:type="dxa" w:w="2721"/>
@@ -1855,7 +1909,7 @@
           </w:tcPr>
           <w:p>
             <w:pPr>
-              <w:spacing w:before="60" w:after="60" w:line="240" w:lineRule="auto"/>
+              <w:spacing w:before="40" w:after="40" w:line="320" w:lineRule="exact"/>
               <w:jc w:val="left"/>
             </w:pPr>
             <w:r/>
@@ -1882,7 +1936,7 @@
           </w:tcPr>
           <w:p>
             <w:pPr>
-              <w:spacing w:before="60" w:after="60" w:line="240" w:lineRule="auto"/>
+              <w:spacing w:before="40" w:after="40" w:line="320" w:lineRule="exact"/>
               <w:jc w:val="left"/>
             </w:pPr>
             <w:r/>
@@ -1909,7 +1963,7 @@
           </w:tcPr>
           <w:p>
             <w:pPr>
-              <w:spacing w:before="60" w:after="60" w:line="240" w:lineRule="auto"/>
+              <w:spacing w:before="40" w:after="40" w:line="320" w:lineRule="exact"/>
               <w:jc w:val="left"/>
             </w:pPr>
             <w:r/>
@@ -1954,6 +2008,7 @@
       </w:tblGrid>
       <w:tr>
         <w:trPr>
+          <w:cantSplit w:val="true"/>
           <w:tblHeader w:val="true"/>
         </w:trPr>
         <w:tc>
@@ -1970,7 +2025,7 @@
           </w:tcPr>
           <w:p>
             <w:pPr>
-              <w:spacing w:before="60" w:after="60" w:line="240" w:lineRule="auto"/>
+              <w:spacing w:before="40" w:after="40" w:line="320" w:lineRule="exact"/>
               <w:jc w:val="center"/>
             </w:pPr>
             <w:r/>
@@ -1998,7 +2053,7 @@
           </w:tcPr>
           <w:p>
             <w:pPr>
-              <w:spacing w:before="60" w:after="60" w:line="240" w:lineRule="auto"/>
+              <w:spacing w:before="40" w:after="40" w:line="320" w:lineRule="exact"/>
               <w:jc w:val="center"/>
             </w:pPr>
             <w:r/>
@@ -2026,7 +2081,7 @@
           </w:tcPr>
           <w:p>
             <w:pPr>
-              <w:spacing w:before="60" w:after="60" w:line="240" w:lineRule="auto"/>
+              <w:spacing w:before="40" w:after="40" w:line="320" w:lineRule="exact"/>
               <w:jc w:val="center"/>
             </w:pPr>
             <w:r/>
@@ -2042,6 +2097,9 @@
         </w:tc>
       </w:tr>
       <w:tr>
+        <w:trPr>
+          <w:cantSplit w:val="true"/>
+        </w:trPr>
         <w:tc>
           <w:tcPr>
             <w:tcW w:type="dxa" w:w="2268"/>
@@ -2055,7 +2113,7 @@
           </w:tcPr>
           <w:p>
             <w:pPr>
-              <w:spacing w:before="60" w:after="60" w:line="240" w:lineRule="auto"/>
+              <w:spacing w:before="40" w:after="40" w:line="320" w:lineRule="exact"/>
               <w:jc w:val="left"/>
             </w:pPr>
             <w:r/>
@@ -2082,7 +2140,7 @@
           </w:tcPr>
           <w:p>
             <w:pPr>
-              <w:spacing w:before="60" w:after="60" w:line="240" w:lineRule="auto"/>
+              <w:spacing w:before="40" w:after="40" w:line="320" w:lineRule="exact"/>
               <w:jc w:val="left"/>
             </w:pPr>
             <w:r/>
@@ -2109,7 +2167,7 @@
           </w:tcPr>
           <w:p>
             <w:pPr>
-              <w:spacing w:before="60" w:after="60" w:line="240" w:lineRule="auto"/>
+              <w:spacing w:before="40" w:after="40" w:line="320" w:lineRule="exact"/>
               <w:jc w:val="left"/>
             </w:pPr>
             <w:r/>
@@ -2125,6 +2183,9 @@
         </w:tc>
       </w:tr>
       <w:tr>
+        <w:trPr>
+          <w:cantSplit w:val="true"/>
+        </w:trPr>
         <w:tc>
           <w:tcPr>
             <w:tcW w:type="dxa" w:w="2268"/>
@@ -2138,7 +2199,7 @@
           </w:tcPr>
           <w:p>
             <w:pPr>
-              <w:spacing w:before="60" w:after="60" w:line="240" w:lineRule="auto"/>
+              <w:spacing w:before="40" w:after="40" w:line="320" w:lineRule="exact"/>
               <w:jc w:val="left"/>
             </w:pPr>
             <w:r/>
@@ -2165,7 +2226,7 @@
           </w:tcPr>
           <w:p>
             <w:pPr>
-              <w:spacing w:before="60" w:after="60" w:line="240" w:lineRule="auto"/>
+              <w:spacing w:before="40" w:after="40" w:line="320" w:lineRule="exact"/>
               <w:jc w:val="left"/>
             </w:pPr>
             <w:r/>
@@ -2175,7 +2236,7 @@
                 <w:b w:val="0"/>
                 <w:sz w:val="21"/>
               </w:rPr>
-              <w:t>安全措施与建设、上线、运行同步；未通过审查不得上线</w:t>
+              <w:t>按制度实行三同步；未通过审查一票否决，不得上线</w:t>
             </w:r>
           </w:p>
         </w:tc>
@@ -2192,7 +2253,7 @@
           </w:tcPr>
           <w:p>
             <w:pPr>
-              <w:spacing w:before="60" w:after="60" w:line="240" w:lineRule="auto"/>
+              <w:spacing w:before="40" w:after="40" w:line="320" w:lineRule="exact"/>
               <w:jc w:val="left"/>
             </w:pPr>
             <w:r/>
@@ -2208,6 +2269,9 @@
         </w:tc>
       </w:tr>
       <w:tr>
+        <w:trPr>
+          <w:cantSplit w:val="true"/>
+        </w:trPr>
         <w:tc>
           <w:tcPr>
             <w:tcW w:type="dxa" w:w="2268"/>
@@ -2221,7 +2285,7 @@
           </w:tcPr>
           <w:p>
             <w:pPr>
-              <w:spacing w:before="60" w:after="60" w:line="240" w:lineRule="auto"/>
+              <w:spacing w:before="40" w:after="40" w:line="320" w:lineRule="exact"/>
               <w:jc w:val="left"/>
             </w:pPr>
             <w:r/>
@@ -2248,7 +2312,7 @@
           </w:tcPr>
           <w:p>
             <w:pPr>
-              <w:spacing w:before="60" w:after="60" w:line="240" w:lineRule="auto"/>
+              <w:spacing w:before="40" w:after="40" w:line="320" w:lineRule="exact"/>
               <w:jc w:val="left"/>
             </w:pPr>
             <w:r/>
@@ -2275,7 +2339,7 @@
           </w:tcPr>
           <w:p>
             <w:pPr>
-              <w:spacing w:before="60" w:after="60" w:line="240" w:lineRule="auto"/>
+              <w:spacing w:before="40" w:after="40" w:line="320" w:lineRule="exact"/>
               <w:jc w:val="left"/>
             </w:pPr>
             <w:r/>
@@ -2291,6 +2355,9 @@
         </w:tc>
       </w:tr>
       <w:tr>
+        <w:trPr>
+          <w:cantSplit w:val="true"/>
+        </w:trPr>
         <w:tc>
           <w:tcPr>
             <w:tcW w:type="dxa" w:w="2268"/>
@@ -2304,7 +2371,7 @@
           </w:tcPr>
           <w:p>
             <w:pPr>
-              <w:spacing w:before="60" w:after="60" w:line="240" w:lineRule="auto"/>
+              <w:spacing w:before="40" w:after="40" w:line="320" w:lineRule="exact"/>
               <w:jc w:val="left"/>
             </w:pPr>
             <w:r/>
@@ -2331,7 +2398,7 @@
           </w:tcPr>
           <w:p>
             <w:pPr>
-              <w:spacing w:before="60" w:after="60" w:line="240" w:lineRule="auto"/>
+              <w:spacing w:before="40" w:after="40" w:line="320" w:lineRule="exact"/>
               <w:jc w:val="left"/>
             </w:pPr>
             <w:r/>
@@ -2358,7 +2425,7 @@
           </w:tcPr>
           <w:p>
             <w:pPr>
-              <w:spacing w:before="60" w:after="60" w:line="240" w:lineRule="auto"/>
+              <w:spacing w:before="40" w:after="40" w:line="320" w:lineRule="exact"/>
               <w:jc w:val="left"/>
             </w:pPr>
             <w:r/>
@@ -2374,6 +2441,9 @@
         </w:tc>
       </w:tr>
       <w:tr>
+        <w:trPr>
+          <w:cantSplit w:val="true"/>
+        </w:trPr>
         <w:tc>
           <w:tcPr>
             <w:tcW w:type="dxa" w:w="2268"/>
@@ -2387,7 +2457,7 @@
           </w:tcPr>
           <w:p>
             <w:pPr>
-              <w:spacing w:before="60" w:after="60" w:line="240" w:lineRule="auto"/>
+              <w:spacing w:before="40" w:after="40" w:line="320" w:lineRule="exact"/>
               <w:jc w:val="left"/>
             </w:pPr>
             <w:r/>
@@ -2414,7 +2484,7 @@
           </w:tcPr>
           <w:p>
             <w:pPr>
-              <w:spacing w:before="60" w:after="60" w:line="240" w:lineRule="auto"/>
+              <w:spacing w:before="40" w:after="40" w:line="320" w:lineRule="exact"/>
               <w:jc w:val="left"/>
             </w:pPr>
             <w:r/>
@@ -2441,7 +2511,7 @@
           </w:tcPr>
           <w:p>
             <w:pPr>
-              <w:spacing w:before="60" w:after="60" w:line="240" w:lineRule="auto"/>
+              <w:spacing w:before="40" w:after="40" w:line="320" w:lineRule="exact"/>
               <w:jc w:val="left"/>
             </w:pPr>
             <w:r/>
@@ -2457,6 +2527,9 @@
         </w:tc>
       </w:tr>
       <w:tr>
+        <w:trPr>
+          <w:cantSplit w:val="true"/>
+        </w:trPr>
         <w:tc>
           <w:tcPr>
             <w:tcW w:type="dxa" w:w="2268"/>
@@ -2470,7 +2543,7 @@
           </w:tcPr>
           <w:p>
             <w:pPr>
-              <w:spacing w:before="60" w:after="60" w:line="240" w:lineRule="auto"/>
+              <w:spacing w:before="40" w:after="40" w:line="320" w:lineRule="exact"/>
               <w:jc w:val="left"/>
             </w:pPr>
             <w:r/>
@@ -2497,7 +2570,7 @@
           </w:tcPr>
           <w:p>
             <w:pPr>
-              <w:spacing w:before="60" w:after="60" w:line="240" w:lineRule="auto"/>
+              <w:spacing w:before="40" w:after="40" w:line="320" w:lineRule="exact"/>
               <w:jc w:val="left"/>
             </w:pPr>
             <w:r/>
@@ -2524,7 +2597,7 @@
           </w:tcPr>
           <w:p>
             <w:pPr>
-              <w:spacing w:before="60" w:after="60" w:line="240" w:lineRule="auto"/>
+              <w:spacing w:before="40" w:after="40" w:line="320" w:lineRule="exact"/>
               <w:jc w:val="left"/>
             </w:pPr>
             <w:r/>
@@ -2540,6 +2613,9 @@
         </w:tc>
       </w:tr>
       <w:tr>
+        <w:trPr>
+          <w:cantSplit w:val="true"/>
+        </w:trPr>
         <w:tc>
           <w:tcPr>
             <w:tcW w:type="dxa" w:w="2268"/>
@@ -2553,7 +2629,7 @@
           </w:tcPr>
           <w:p>
             <w:pPr>
-              <w:spacing w:before="60" w:after="60" w:line="240" w:lineRule="auto"/>
+              <w:spacing w:before="40" w:after="40" w:line="320" w:lineRule="exact"/>
               <w:jc w:val="left"/>
             </w:pPr>
             <w:r/>
@@ -2580,7 +2656,7 @@
           </w:tcPr>
           <w:p>
             <w:pPr>
-              <w:spacing w:before="60" w:after="60" w:line="240" w:lineRule="auto"/>
+              <w:spacing w:before="40" w:after="40" w:line="320" w:lineRule="exact"/>
               <w:jc w:val="left"/>
             </w:pPr>
             <w:r/>
@@ -2607,7 +2683,7 @@
           </w:tcPr>
           <w:p>
             <w:pPr>
-              <w:spacing w:before="60" w:after="60" w:line="240" w:lineRule="auto"/>
+              <w:spacing w:before="40" w:after="40" w:line="320" w:lineRule="exact"/>
               <w:jc w:val="left"/>
             </w:pPr>
             <w:r/>
@@ -2623,6 +2699,9 @@
         </w:tc>
       </w:tr>
       <w:tr>
+        <w:trPr>
+          <w:cantSplit w:val="true"/>
+        </w:trPr>
         <w:tc>
           <w:tcPr>
             <w:tcW w:type="dxa" w:w="2268"/>
@@ -2636,7 +2715,7 @@
           </w:tcPr>
           <w:p>
             <w:pPr>
-              <w:spacing w:before="60" w:after="60" w:line="240" w:lineRule="auto"/>
+              <w:spacing w:before="40" w:after="40" w:line="320" w:lineRule="exact"/>
               <w:jc w:val="left"/>
             </w:pPr>
             <w:r/>
@@ -2663,7 +2742,7 @@
           </w:tcPr>
           <w:p>
             <w:pPr>
-              <w:spacing w:before="60" w:after="60" w:line="240" w:lineRule="auto"/>
+              <w:spacing w:before="40" w:after="40" w:line="320" w:lineRule="exact"/>
               <w:jc w:val="left"/>
             </w:pPr>
             <w:r/>
@@ -2690,7 +2769,7 @@
           </w:tcPr>
           <w:p>
             <w:pPr>
-              <w:spacing w:before="60" w:after="60" w:line="240" w:lineRule="auto"/>
+              <w:spacing w:before="40" w:after="40" w:line="320" w:lineRule="exact"/>
               <w:jc w:val="left"/>
             </w:pPr>
             <w:r/>
@@ -2706,6 +2785,9 @@
         </w:tc>
       </w:tr>
       <w:tr>
+        <w:trPr>
+          <w:cantSplit w:val="true"/>
+        </w:trPr>
         <w:tc>
           <w:tcPr>
             <w:tcW w:type="dxa" w:w="2268"/>
@@ -2719,7 +2801,7 @@
           </w:tcPr>
           <w:p>
             <w:pPr>
-              <w:spacing w:before="60" w:after="60" w:line="240" w:lineRule="auto"/>
+              <w:spacing w:before="40" w:after="40" w:line="320" w:lineRule="exact"/>
               <w:jc w:val="left"/>
             </w:pPr>
             <w:r/>
@@ -2746,7 +2828,7 @@
           </w:tcPr>
           <w:p>
             <w:pPr>
-              <w:spacing w:before="60" w:after="60" w:line="240" w:lineRule="auto"/>
+              <w:spacing w:before="40" w:after="40" w:line="320" w:lineRule="exact"/>
               <w:jc w:val="left"/>
             </w:pPr>
             <w:r/>
@@ -2773,7 +2855,7 @@
           </w:tcPr>
           <w:p>
             <w:pPr>
-              <w:spacing w:before="60" w:after="60" w:line="240" w:lineRule="auto"/>
+              <w:spacing w:before="40" w:after="40" w:line="320" w:lineRule="exact"/>
               <w:jc w:val="left"/>
             </w:pPr>
             <w:r/>
@@ -2789,6 +2871,9 @@
         </w:tc>
       </w:tr>
       <w:tr>
+        <w:trPr>
+          <w:cantSplit w:val="true"/>
+        </w:trPr>
         <w:tc>
           <w:tcPr>
             <w:tcW w:type="dxa" w:w="2268"/>
@@ -2802,7 +2887,7 @@
           </w:tcPr>
           <w:p>
             <w:pPr>
-              <w:spacing w:before="60" w:after="60" w:line="240" w:lineRule="auto"/>
+              <w:spacing w:before="40" w:after="40" w:line="320" w:lineRule="exact"/>
               <w:jc w:val="left"/>
             </w:pPr>
             <w:r/>
@@ -2829,7 +2914,7 @@
           </w:tcPr>
           <w:p>
             <w:pPr>
-              <w:spacing w:before="60" w:after="60" w:line="240" w:lineRule="auto"/>
+              <w:spacing w:before="40" w:after="40" w:line="320" w:lineRule="exact"/>
               <w:jc w:val="left"/>
             </w:pPr>
             <w:r/>
@@ -2856,7 +2941,7 @@
           </w:tcPr>
           <w:p>
             <w:pPr>
-              <w:spacing w:before="60" w:after="60" w:line="240" w:lineRule="auto"/>
+              <w:spacing w:before="40" w:after="40" w:line="320" w:lineRule="exact"/>
               <w:jc w:val="left"/>
             </w:pPr>
             <w:r/>
@@ -2902,6 +2987,7 @@
       </w:tblGrid>
       <w:tr>
         <w:trPr>
+          <w:cantSplit w:val="true"/>
           <w:tblHeader w:val="true"/>
         </w:trPr>
         <w:tc>
@@ -2918,7 +3004,7 @@
           </w:tcPr>
           <w:p>
             <w:pPr>
-              <w:spacing w:before="60" w:after="60" w:line="240" w:lineRule="auto"/>
+              <w:spacing w:before="40" w:after="40" w:line="320" w:lineRule="exact"/>
               <w:jc w:val="center"/>
             </w:pPr>
             <w:r/>
@@ -2946,7 +3032,7 @@
           </w:tcPr>
           <w:p>
             <w:pPr>
-              <w:spacing w:before="60" w:after="60" w:line="240" w:lineRule="auto"/>
+              <w:spacing w:before="40" w:after="40" w:line="320" w:lineRule="exact"/>
               <w:jc w:val="center"/>
             </w:pPr>
             <w:r/>
@@ -2974,7 +3060,7 @@
           </w:tcPr>
           <w:p>
             <w:pPr>
-              <w:spacing w:before="60" w:after="60" w:line="240" w:lineRule="auto"/>
+              <w:spacing w:before="40" w:after="40" w:line="320" w:lineRule="exact"/>
               <w:jc w:val="center"/>
             </w:pPr>
             <w:r/>
@@ -3002,7 +3088,7 @@
           </w:tcPr>
           <w:p>
             <w:pPr>
-              <w:spacing w:before="60" w:after="60" w:line="240" w:lineRule="auto"/>
+              <w:spacing w:before="40" w:after="40" w:line="320" w:lineRule="exact"/>
               <w:jc w:val="center"/>
             </w:pPr>
             <w:r/>
@@ -3018,6 +3104,9 @@
         </w:tc>
       </w:tr>
       <w:tr>
+        <w:trPr>
+          <w:cantSplit w:val="true"/>
+        </w:trPr>
         <w:tc>
           <w:tcPr>
             <w:tcW w:type="dxa" w:w="794"/>
@@ -3031,7 +3120,7 @@
           </w:tcPr>
           <w:p>
             <w:pPr>
-              <w:spacing w:before="60" w:after="60" w:line="240" w:lineRule="auto"/>
+              <w:spacing w:before="40" w:after="40" w:line="320" w:lineRule="exact"/>
               <w:jc w:val="left"/>
             </w:pPr>
             <w:r/>
@@ -3058,7 +3147,7 @@
           </w:tcPr>
           <w:p>
             <w:pPr>
-              <w:spacing w:before="60" w:after="60" w:line="240" w:lineRule="auto"/>
+              <w:spacing w:before="40" w:after="40" w:line="320" w:lineRule="exact"/>
               <w:jc w:val="left"/>
             </w:pPr>
             <w:r/>
@@ -3085,7 +3174,7 @@
           </w:tcPr>
           <w:p>
             <w:pPr>
-              <w:spacing w:before="60" w:after="60" w:line="240" w:lineRule="auto"/>
+              <w:spacing w:before="40" w:after="40" w:line="320" w:lineRule="exact"/>
               <w:jc w:val="left"/>
             </w:pPr>
             <w:r/>
@@ -3112,7 +3201,7 @@
           </w:tcPr>
           <w:p>
             <w:pPr>
-              <w:spacing w:before="60" w:after="60" w:line="240" w:lineRule="auto"/>
+              <w:spacing w:before="40" w:after="40" w:line="320" w:lineRule="exact"/>
               <w:jc w:val="left"/>
             </w:pPr>
             <w:r/>
@@ -3128,6 +3217,9 @@
         </w:tc>
       </w:tr>
       <w:tr>
+        <w:trPr>
+          <w:cantSplit w:val="true"/>
+        </w:trPr>
         <w:tc>
           <w:tcPr>
             <w:tcW w:type="dxa" w:w="794"/>
@@ -3141,7 +3233,7 @@
           </w:tcPr>
           <w:p>
             <w:pPr>
-              <w:spacing w:before="60" w:after="60" w:line="240" w:lineRule="auto"/>
+              <w:spacing w:before="40" w:after="40" w:line="320" w:lineRule="exact"/>
               <w:jc w:val="left"/>
             </w:pPr>
             <w:r/>
@@ -3168,7 +3260,7 @@
           </w:tcPr>
           <w:p>
             <w:pPr>
-              <w:spacing w:before="60" w:after="60" w:line="240" w:lineRule="auto"/>
+              <w:spacing w:before="40" w:after="40" w:line="320" w:lineRule="exact"/>
               <w:jc w:val="left"/>
             </w:pPr>
             <w:r/>
@@ -3195,7 +3287,7 @@
           </w:tcPr>
           <w:p>
             <w:pPr>
-              <w:spacing w:before="60" w:after="60" w:line="240" w:lineRule="auto"/>
+              <w:spacing w:before="40" w:after="40" w:line="320" w:lineRule="exact"/>
               <w:jc w:val="left"/>
             </w:pPr>
             <w:r/>
@@ -3222,7 +3314,7 @@
           </w:tcPr>
           <w:p>
             <w:pPr>
-              <w:spacing w:before="60" w:after="60" w:line="240" w:lineRule="auto"/>
+              <w:spacing w:before="40" w:after="40" w:line="320" w:lineRule="exact"/>
               <w:jc w:val="left"/>
             </w:pPr>
             <w:r/>
@@ -3238,6 +3330,9 @@
         </w:tc>
       </w:tr>
       <w:tr>
+        <w:trPr>
+          <w:cantSplit w:val="true"/>
+        </w:trPr>
         <w:tc>
           <w:tcPr>
             <w:tcW w:type="dxa" w:w="794"/>
@@ -3251,7 +3346,7 @@
           </w:tcPr>
           <w:p>
             <w:pPr>
-              <w:spacing w:before="60" w:after="60" w:line="240" w:lineRule="auto"/>
+              <w:spacing w:before="40" w:after="40" w:line="320" w:lineRule="exact"/>
               <w:jc w:val="left"/>
             </w:pPr>
             <w:r/>
@@ -3278,7 +3373,7 @@
           </w:tcPr>
           <w:p>
             <w:pPr>
-              <w:spacing w:before="60" w:after="60" w:line="240" w:lineRule="auto"/>
+              <w:spacing w:before="40" w:after="40" w:line="320" w:lineRule="exact"/>
               <w:jc w:val="left"/>
             </w:pPr>
             <w:r/>
@@ -3305,7 +3400,7 @@
           </w:tcPr>
           <w:p>
             <w:pPr>
-              <w:spacing w:before="60" w:after="60" w:line="240" w:lineRule="auto"/>
+              <w:spacing w:before="40" w:after="40" w:line="320" w:lineRule="exact"/>
               <w:jc w:val="left"/>
             </w:pPr>
             <w:r/>
@@ -3332,7 +3427,7 @@
           </w:tcPr>
           <w:p>
             <w:pPr>
-              <w:spacing w:before="60" w:after="60" w:line="240" w:lineRule="auto"/>
+              <w:spacing w:before="40" w:after="40" w:line="320" w:lineRule="exact"/>
               <w:jc w:val="left"/>
             </w:pPr>
             <w:r/>
@@ -3348,6 +3443,9 @@
         </w:tc>
       </w:tr>
       <w:tr>
+        <w:trPr>
+          <w:cantSplit w:val="true"/>
+        </w:trPr>
         <w:tc>
           <w:tcPr>
             <w:tcW w:type="dxa" w:w="794"/>
@@ -3361,7 +3459,7 @@
           </w:tcPr>
           <w:p>
             <w:pPr>
-              <w:spacing w:before="60" w:after="60" w:line="240" w:lineRule="auto"/>
+              <w:spacing w:before="40" w:after="40" w:line="320" w:lineRule="exact"/>
               <w:jc w:val="left"/>
             </w:pPr>
             <w:r/>
@@ -3388,7 +3486,7 @@
           </w:tcPr>
           <w:p>
             <w:pPr>
-              <w:spacing w:before="60" w:after="60" w:line="240" w:lineRule="auto"/>
+              <w:spacing w:before="40" w:after="40" w:line="320" w:lineRule="exact"/>
               <w:jc w:val="left"/>
             </w:pPr>
             <w:r/>
@@ -3415,7 +3513,7 @@
           </w:tcPr>
           <w:p>
             <w:pPr>
-              <w:spacing w:before="60" w:after="60" w:line="240" w:lineRule="auto"/>
+              <w:spacing w:before="40" w:after="40" w:line="320" w:lineRule="exact"/>
               <w:jc w:val="left"/>
             </w:pPr>
             <w:r/>
@@ -3442,7 +3540,7 @@
           </w:tcPr>
           <w:p>
             <w:pPr>
-              <w:spacing w:before="60" w:after="60" w:line="240" w:lineRule="auto"/>
+              <w:spacing w:before="40" w:after="40" w:line="320" w:lineRule="exact"/>
               <w:jc w:val="left"/>
             </w:pPr>
             <w:r/>
@@ -3458,6 +3556,9 @@
         </w:tc>
       </w:tr>
       <w:tr>
+        <w:trPr>
+          <w:cantSplit w:val="true"/>
+        </w:trPr>
         <w:tc>
           <w:tcPr>
             <w:tcW w:type="dxa" w:w="794"/>
@@ -3471,7 +3572,7 @@
           </w:tcPr>
           <w:p>
             <w:pPr>
-              <w:spacing w:before="60" w:after="60" w:line="240" w:lineRule="auto"/>
+              <w:spacing w:before="40" w:after="40" w:line="320" w:lineRule="exact"/>
               <w:jc w:val="left"/>
             </w:pPr>
             <w:r/>
@@ -3498,7 +3599,7 @@
           </w:tcPr>
           <w:p>
             <w:pPr>
-              <w:spacing w:before="60" w:after="60" w:line="240" w:lineRule="auto"/>
+              <w:spacing w:before="40" w:after="40" w:line="320" w:lineRule="exact"/>
               <w:jc w:val="left"/>
             </w:pPr>
             <w:r/>
@@ -3525,7 +3626,7 @@
           </w:tcPr>
           <w:p>
             <w:pPr>
-              <w:spacing w:before="60" w:after="60" w:line="240" w:lineRule="auto"/>
+              <w:spacing w:before="40" w:after="40" w:line="320" w:lineRule="exact"/>
               <w:jc w:val="left"/>
             </w:pPr>
             <w:r/>
@@ -3552,7 +3653,7 @@
           </w:tcPr>
           <w:p>
             <w:pPr>
-              <w:spacing w:before="60" w:after="60" w:line="240" w:lineRule="auto"/>
+              <w:spacing w:before="40" w:after="40" w:line="320" w:lineRule="exact"/>
               <w:jc w:val="left"/>
             </w:pPr>
             <w:r/>
@@ -3568,6 +3669,9 @@
         </w:tc>
       </w:tr>
       <w:tr>
+        <w:trPr>
+          <w:cantSplit w:val="true"/>
+        </w:trPr>
         <w:tc>
           <w:tcPr>
             <w:tcW w:type="dxa" w:w="794"/>
@@ -3581,7 +3685,7 @@
           </w:tcPr>
           <w:p>
             <w:pPr>
-              <w:spacing w:before="60" w:after="60" w:line="240" w:lineRule="auto"/>
+              <w:spacing w:before="40" w:after="40" w:line="320" w:lineRule="exact"/>
               <w:jc w:val="left"/>
             </w:pPr>
             <w:r/>
@@ -3608,7 +3712,7 @@
           </w:tcPr>
           <w:p>
             <w:pPr>
-              <w:spacing w:before="60" w:after="60" w:line="240" w:lineRule="auto"/>
+              <w:spacing w:before="40" w:after="40" w:line="320" w:lineRule="exact"/>
               <w:jc w:val="left"/>
             </w:pPr>
             <w:r/>
@@ -3635,7 +3739,7 @@
           </w:tcPr>
           <w:p>
             <w:pPr>
-              <w:spacing w:before="60" w:after="60" w:line="240" w:lineRule="auto"/>
+              <w:spacing w:before="40" w:after="40" w:line="320" w:lineRule="exact"/>
               <w:jc w:val="left"/>
             </w:pPr>
             <w:r/>
@@ -3662,7 +3766,7 @@
           </w:tcPr>
           <w:p>
             <w:pPr>
-              <w:spacing w:before="60" w:after="60" w:line="240" w:lineRule="auto"/>
+              <w:spacing w:before="40" w:after="40" w:line="320" w:lineRule="exact"/>
               <w:jc w:val="left"/>
             </w:pPr>
             <w:r/>
@@ -3678,6 +3782,9 @@
         </w:tc>
       </w:tr>
       <w:tr>
+        <w:trPr>
+          <w:cantSplit w:val="true"/>
+        </w:trPr>
         <w:tc>
           <w:tcPr>
             <w:tcW w:type="dxa" w:w="794"/>
@@ -3691,7 +3798,7 @@
           </w:tcPr>
           <w:p>
             <w:pPr>
-              <w:spacing w:before="60" w:after="60" w:line="240" w:lineRule="auto"/>
+              <w:spacing w:before="40" w:after="40" w:line="320" w:lineRule="exact"/>
               <w:jc w:val="left"/>
             </w:pPr>
             <w:r/>
@@ -3718,7 +3825,7 @@
           </w:tcPr>
           <w:p>
             <w:pPr>
-              <w:spacing w:before="60" w:after="60" w:line="240" w:lineRule="auto"/>
+              <w:spacing w:before="40" w:after="40" w:line="320" w:lineRule="exact"/>
               <w:jc w:val="left"/>
             </w:pPr>
             <w:r/>
@@ -3745,7 +3852,7 @@
           </w:tcPr>
           <w:p>
             <w:pPr>
-              <w:spacing w:before="60" w:after="60" w:line="240" w:lineRule="auto"/>
+              <w:spacing w:before="40" w:after="40" w:line="320" w:lineRule="exact"/>
               <w:jc w:val="left"/>
             </w:pPr>
             <w:r/>
@@ -3772,7 +3879,7 @@
           </w:tcPr>
           <w:p>
             <w:pPr>
-              <w:spacing w:before="60" w:after="60" w:line="240" w:lineRule="auto"/>
+              <w:spacing w:before="40" w:after="40" w:line="320" w:lineRule="exact"/>
               <w:jc w:val="left"/>
             </w:pPr>
             <w:r/>
@@ -3790,15 +3897,14 @@
     </w:tbl>
     <w:p>
       <w:pPr>
-        <w:spacing w:before="240" w:after="0" w:lineRule="exact" w:line="580"/>
-        <w:ind w:firstLine="640"/>
+        <w:spacing w:before="200" w:after="0" w:lineRule="exact" w:line="440"/>
         <w:jc w:val="both"/>
       </w:pPr>
       <w:r>
         <w:rPr>
           <w:rFonts w:ascii="仿宋_GB2312" w:hAnsi="仿宋_GB2312" w:eastAsia="仿宋_GB2312" w:cs="仿宋_GB2312"/>
           <w:b w:val="0"/>
-          <w:sz w:val="32"/>
+          <w:sz w:val="24"/>
         </w:rPr>
         <w:t>说明：表4所列事项均待书面确认，不得以本讨论稿代替确认。本稿法律合规表述建议墨律过目，不替代法务审查。</w:t>
       </w:r>
